--- a/Proyectos/Veracruz_Tampico/ANALISIS_DEL_PROYECTO.docx
+++ b/Proyectos/Veracruz_Tampico/ANALISIS_DEL_PROYECTO.docx
@@ -12,11 +12,8 @@
       </w:r>
     </w:p>
     <w:p>
-      <w:pPr>
-        <w:jc w:val="center"/>
-      </w:pPr>
       <w:r>
-        <w:t>Fecha de generación: 23 de March de 2026</w:t>
+        <w:t>Fecha: 23 de March de 2026</w:t>
       </w:r>
     </w:p>
     <w:p/>
@@ -30,13 +27,7 @@
     </w:p>
     <w:p>
       <w:r>
-        <w:t xml:space="preserve">El proyecto Veracruz-Tampico consiste en un corredor de microsoldadura y </w:t>
-        <w:br/>
-        <w:t xml:space="preserve">canalización de aproximadamente 400+ km que recorre la zona costera y rural de </w:t>
-        <w:br/>
-        <w:t xml:space="preserve">Tamaulipas, desde Veracruz hasta Tampico. Incluye trabajos de microzanja y </w:t>
-        <w:br/>
-        <w:t>postes de CFE.</w:t>
+        <w:t>Corredor de microsoldadura y canalización de ~400+ km en Tamaulipas.</w:t>
       </w:r>
     </w:p>
     <w:p>
@@ -44,7 +35,7 @@
         <w:pStyle w:val="Heading1"/>
       </w:pPr>
       <w:r>
-        <w:t>2. Estados y Municipios Cubiertos</w:t>
+        <w:t>2. Estados y Municipios</w:t>
       </w:r>
     </w:p>
     <w:p>
@@ -52,17 +43,12 @@
         <w:pStyle w:val="Heading2"/>
       </w:pPr>
       <w:r>
-        <w:t>Estado: Tamaulipas</w:t>
+        <w:t xml:space="preserve">  Tamaulipas (CVE: 30)</w:t>
       </w:r>
     </w:p>
     <w:p>
       <w:r>
-        <w:t>Código INEGI: 30</w:t>
-      </w:r>
-    </w:p>
-    <w:p>
-      <w:r>
-        <w:t>Municipios principales: Tampico, Ciudad Madero, San Fernando, Méndez, Burgos, Cruillas</w:t>
+        <w:t>Municipios: Tampico, Cd. Madero, San Fernando, Méndez, Burgos</w:t>
       </w:r>
     </w:p>
     <w:p>
@@ -80,7 +66,7 @@
     </w:p>
     <w:p>
       <w:r>
-        <w:t>Longitud total aproximada: 519.5 km</w:t>
+        <w:t>Longitud total: 519.5 km</w:t>
       </w:r>
     </w:p>
     <w:p>
@@ -88,7 +74,7 @@
         <w:pStyle w:val="Heading3"/>
       </w:pPr>
       <w:r>
-        <w:t>Lista de Bloques:</w:t>
+        <w:t xml:space="preserve">  Lista de Bloques</w:t>
       </w:r>
     </w:p>
     <w:tbl>
@@ -119,7 +105,7 @@
           </w:tcPr>
           <w:p>
             <w:r>
-              <w:t>Longitud (km)</w:t>
+              <w:t>km</w:t>
             </w:r>
           </w:p>
         </w:tc>
@@ -614,10 +600,170 @@
           </w:p>
         </w:tc>
       </w:tr>
+      <w:tr>
+        <w:tc>
+          <w:tcPr>
+            <w:tcW w:type="dxa" w:w="2880"/>
+          </w:tcPr>
+          <w:p>
+            <w:r>
+              <w:t>13 Microzanja 90 km</w:t>
+            </w:r>
+          </w:p>
+        </w:tc>
+        <w:tc>
+          <w:tcPr>
+            <w:tcW w:type="dxa" w:w="2880"/>
+          </w:tcPr>
+          <w:p>
+            <w:r>
+              <w:t>50.0</w:t>
+            </w:r>
+          </w:p>
+        </w:tc>
+        <w:tc>
+          <w:tcPr>
+            <w:tcW w:type="dxa" w:w="2880"/>
+          </w:tcPr>
+          <w:p>
+            <w:r>
+              <w:t>3</w:t>
+            </w:r>
+          </w:p>
+        </w:tc>
+      </w:tr>
+      <w:tr>
+        <w:tc>
+          <w:tcPr>
+            <w:tcW w:type="dxa" w:w="2880"/>
+          </w:tcPr>
+          <w:p>
+            <w:r>
+              <w:t>13 Microzanja 90 km</w:t>
+            </w:r>
+          </w:p>
+        </w:tc>
+        <w:tc>
+          <w:tcPr>
+            <w:tcW w:type="dxa" w:w="2880"/>
+          </w:tcPr>
+          <w:p>
+            <w:r>
+              <w:t>18.6</w:t>
+            </w:r>
+          </w:p>
+        </w:tc>
+        <w:tc>
+          <w:tcPr>
+            <w:tcW w:type="dxa" w:w="2880"/>
+          </w:tcPr>
+          <w:p>
+            <w:r>
+              <w:t>4</w:t>
+            </w:r>
+          </w:p>
+        </w:tc>
+      </w:tr>
+      <w:tr>
+        <w:tc>
+          <w:tcPr>
+            <w:tcW w:type="dxa" w:w="2880"/>
+          </w:tcPr>
+          <w:p>
+            <w:r>
+              <w:t>15 Microzanja 18 km</w:t>
+            </w:r>
+          </w:p>
+        </w:tc>
+        <w:tc>
+          <w:tcPr>
+            <w:tcW w:type="dxa" w:w="2880"/>
+          </w:tcPr>
+          <w:p>
+            <w:r>
+              <w:t>18.1</w:t>
+            </w:r>
+          </w:p>
+        </w:tc>
+        <w:tc>
+          <w:tcPr>
+            <w:tcW w:type="dxa" w:w="2880"/>
+          </w:tcPr>
+          <w:p>
+            <w:r>
+              <w:t>4</w:t>
+            </w:r>
+          </w:p>
+        </w:tc>
+      </w:tr>
+      <w:tr>
+        <w:tc>
+          <w:tcPr>
+            <w:tcW w:type="dxa" w:w="2880"/>
+          </w:tcPr>
+          <w:p>
+            <w:r>
+              <w:t>20 Microzanja</w:t>
+            </w:r>
+          </w:p>
+        </w:tc>
+        <w:tc>
+          <w:tcPr>
+            <w:tcW w:type="dxa" w:w="2880"/>
+          </w:tcPr>
+          <w:p>
+            <w:r>
+              <w:t>9.7</w:t>
+            </w:r>
+          </w:p>
+        </w:tc>
+        <w:tc>
+          <w:tcPr>
+            <w:tcW w:type="dxa" w:w="2880"/>
+          </w:tcPr>
+          <w:p>
+            <w:r>
+              <w:t>4</w:t>
+            </w:r>
+          </w:p>
+        </w:tc>
+      </w:tr>
+      <w:tr>
+        <w:tc>
+          <w:tcPr>
+            <w:tcW w:type="dxa" w:w="2880"/>
+          </w:tcPr>
+          <w:p>
+            <w:r>
+              <w:t>17 Microzanja</w:t>
+            </w:r>
+          </w:p>
+        </w:tc>
+        <w:tc>
+          <w:tcPr>
+            <w:tcW w:type="dxa" w:w="2880"/>
+          </w:tcPr>
+          <w:p>
+            <w:r>
+              <w:t>3.6</w:t>
+            </w:r>
+          </w:p>
+        </w:tc>
+        <w:tc>
+          <w:tcPr>
+            <w:tcW w:type="dxa" w:w="2880"/>
+          </w:tcPr>
+          <w:p>
+            <w:r>
+              <w:t>4</w:t>
+            </w:r>
+          </w:p>
+        </w:tc>
+      </w:tr>
     </w:tbl>
     <w:p>
       <w:r>
-        <w:t>... y 30 bloques más</w:t>
+        <w:t>... y 25 bloques más</w:t>
       </w:r>
     </w:p>
     <w:p>
@@ -630,7 +776,7 @@
     </w:p>
     <w:p>
       <w:r>
-        <w:t>Total de ejidos identificados a 2 km: 280</w:t>
+        <w:t>Total de ejidos a 2 km del corredor: 280</w:t>
       </w:r>
     </w:p>
     <w:p>
@@ -648,7 +794,7 @@
         <w:pStyle w:val="Heading3"/>
       </w:pPr>
       <w:r>
-        <w:t>Ejidos Más Cercanos al Corredor:</w:t>
+        <w:t xml:space="preserve">  Ejidos Más Cercanos</w:t>
       </w:r>
     </w:p>
     <w:tbl>
@@ -670,7 +816,7 @@
           </w:tcPr>
           <w:p>
             <w:r>
-              <w:t>Nombre del Ejido</w:t>
+              <w:t>Nombre</w:t>
             </w:r>
           </w:p>
         </w:tc>
@@ -690,7 +836,7 @@
           </w:tcPr>
           <w:p>
             <w:r>
-              <w:t>Distancia (km)</w:t>
+              <w:t>Dist km</w:t>
             </w:r>
           </w:p>
         </w:tc>
@@ -754,7 +900,7 @@
           </w:tcPr>
           <w:p>
             <w:r>
-              <w:t>LAS CA?AS Y SUS ANEXOS COYOLAR, COYOL CU</w:t>
+              <w:t>LAS CA?AS Y SUS ANEXOS COYOLAR, COY</w:t>
             </w:r>
           </w:p>
         </w:tc>
@@ -838,7 +984,7 @@
           </w:tcPr>
           <w:p>
             <w:r>
-              <w:t>GRAL. ADALBERTO TEJEDA Y SU ANEXO GRACIA</w:t>
+              <w:t>GRAL. ADALBERTO TEJEDA Y SU ANEXO G</w:t>
             </w:r>
           </w:p>
         </w:tc>
@@ -868,7 +1014,7 @@
           </w:tcPr>
           <w:p>
             <w:r>
-              <w:t>GRAL. ADALBERTO TEJEDA Y SU AN</w:t>
+              <w:t xml:space="preserve">GRAL. ADALBERTO TEJEDA Y </w:t>
             </w:r>
           </w:p>
         </w:tc>
@@ -910,7 +1056,7 @@
           </w:tcPr>
           <w:p>
             <w:r>
-              <w:t>VALENTE DIAZ ANTES TEJERIA</w:t>
+              <w:t>VALENTE DIAZ ANTES TEJERI</w:t>
             </w:r>
           </w:p>
         </w:tc>
@@ -1335,223 +1481,13 @@
           </w:p>
         </w:tc>
       </w:tr>
-      <w:tr>
-        <w:tc>
-          <w:tcPr>
-            <w:tcW w:type="dxa" w:w="2160"/>
-          </w:tcPr>
-          <w:p>
-            <w:r>
-              <w:t>ALAMO TORTUGA</w:t>
-            </w:r>
-          </w:p>
-        </w:tc>
-        <w:tc>
-          <w:tcPr>
-            <w:tcW w:type="dxa" w:w="2160"/>
-          </w:tcPr>
-          <w:p>
-            <w:r>
-              <w:t>160</w:t>
-            </w:r>
-          </w:p>
-        </w:tc>
-        <w:tc>
-          <w:tcPr>
-            <w:tcW w:type="dxa" w:w="2160"/>
-          </w:tcPr>
-          <w:p>
-            <w:r>
-              <w:t>0.18</w:t>
-            </w:r>
-          </w:p>
-        </w:tc>
-        <w:tc>
-          <w:tcPr>
-            <w:tcW w:type="dxa" w:w="2160"/>
-          </w:tcPr>
-          <w:p>
-            <w:r>
-              <w:t>ALAMO TORTUGA</w:t>
-            </w:r>
-          </w:p>
-        </w:tc>
-      </w:tr>
-      <w:tr>
-        <w:tc>
-          <w:tcPr>
-            <w:tcW w:type="dxa" w:w="2160"/>
-          </w:tcPr>
-          <w:p>
-            <w:r>
-              <w:t>BUENOS AIRES</w:t>
-            </w:r>
-          </w:p>
-        </w:tc>
-        <w:tc>
-          <w:tcPr>
-            <w:tcW w:type="dxa" w:w="2160"/>
-          </w:tcPr>
-          <w:p>
-            <w:r>
-              <w:t>160</w:t>
-            </w:r>
-          </w:p>
-        </w:tc>
-        <w:tc>
-          <w:tcPr>
-            <w:tcW w:type="dxa" w:w="2160"/>
-          </w:tcPr>
-          <w:p>
-            <w:r>
-              <w:t>0.19</w:t>
-            </w:r>
-          </w:p>
-        </w:tc>
-        <w:tc>
-          <w:tcPr>
-            <w:tcW w:type="dxa" w:w="2160"/>
-          </w:tcPr>
-          <w:p>
-            <w:r>
-              <w:t>BUENOS AIRES</w:t>
-            </w:r>
-          </w:p>
-        </w:tc>
-      </w:tr>
-      <w:tr>
-        <w:tc>
-          <w:tcPr>
-            <w:tcW w:type="dxa" w:w="2160"/>
-          </w:tcPr>
-          <w:p>
-            <w:r>
-              <w:t>VEGA DE ALATORRE</w:t>
-            </w:r>
-          </w:p>
-        </w:tc>
-        <w:tc>
-          <w:tcPr>
-            <w:tcW w:type="dxa" w:w="2160"/>
-          </w:tcPr>
-          <w:p>
-            <w:r>
-              <w:t>192</w:t>
-            </w:r>
-          </w:p>
-        </w:tc>
-        <w:tc>
-          <w:tcPr>
-            <w:tcW w:type="dxa" w:w="2160"/>
-          </w:tcPr>
-          <w:p>
-            <w:r>
-              <w:t>0.19</w:t>
-            </w:r>
-          </w:p>
-        </w:tc>
-        <w:tc>
-          <w:tcPr>
-            <w:tcW w:type="dxa" w:w="2160"/>
-          </w:tcPr>
-          <w:p>
-            <w:r>
-              <w:t>VEGA DE ALATORRE</w:t>
-            </w:r>
-          </w:p>
-        </w:tc>
-      </w:tr>
-      <w:tr>
-        <w:tc>
-          <w:tcPr>
-            <w:tcW w:type="dxa" w:w="2160"/>
-          </w:tcPr>
-          <w:p>
-            <w:r>
-              <w:t>PASO DEL BOBO Y EL ARENAL</w:t>
-            </w:r>
-          </w:p>
-        </w:tc>
-        <w:tc>
-          <w:tcPr>
-            <w:tcW w:type="dxa" w:w="2160"/>
-          </w:tcPr>
-          <w:p>
-            <w:r>
-              <w:t>191</w:t>
-            </w:r>
-          </w:p>
-        </w:tc>
-        <w:tc>
-          <w:tcPr>
-            <w:tcW w:type="dxa" w:w="2160"/>
-          </w:tcPr>
-          <w:p>
-            <w:r>
-              <w:t>0.20</w:t>
-            </w:r>
-          </w:p>
-        </w:tc>
-        <w:tc>
-          <w:tcPr>
-            <w:tcW w:type="dxa" w:w="2160"/>
-          </w:tcPr>
-          <w:p>
-            <w:r>
-              <w:t>PASO DEL BOBO Y EL ARENAL</w:t>
-            </w:r>
-          </w:p>
-        </w:tc>
-      </w:tr>
-      <w:tr>
-        <w:tc>
-          <w:tcPr>
-            <w:tcW w:type="dxa" w:w="2160"/>
-          </w:tcPr>
-          <w:p>
-            <w:r>
-              <w:t>LA VIGUETA</w:t>
-            </w:r>
-          </w:p>
-        </w:tc>
-        <w:tc>
-          <w:tcPr>
-            <w:tcW w:type="dxa" w:w="2160"/>
-          </w:tcPr>
-          <w:p>
-            <w:r>
-              <w:t>158</w:t>
-            </w:r>
-          </w:p>
-        </w:tc>
-        <w:tc>
-          <w:tcPr>
-            <w:tcW w:type="dxa" w:w="2160"/>
-          </w:tcPr>
-          <w:p>
-            <w:r>
-              <w:t>0.21</w:t>
-            </w:r>
-          </w:p>
-        </w:tc>
-        <w:tc>
-          <w:tcPr>
-            <w:tcW w:type="dxa" w:w="2160"/>
-          </w:tcPr>
-          <w:p>
-            <w:r>
-              <w:t>LA VIGUETA</w:t>
-            </w:r>
-          </w:p>
-        </w:tc>
-      </w:tr>
     </w:tbl>
     <w:p>
       <w:pPr>
         <w:pStyle w:val="Heading3"/>
       </w:pPr>
       <w:r>
-        <w:t>Distribución por Estado:</w:t>
+        <w:t xml:space="preserve">  Distribución por Estado</w:t>
       </w:r>
     </w:p>
     <w:p>
@@ -1564,7 +1500,30 @@
         <w:pStyle w:val="Heading1"/>
       </w:pPr>
       <w:r>
-        <w:t>5. Consideraciones para Vuelo de Dron</w:t>
+        <w:t>5. Localidades Cercanas (OpenStreetMap)</w:t>
+      </w:r>
+    </w:p>
+    <w:p>
+      <w:r>
+        <w:t>Datos de localidades aún no disponibles.</w:t>
+      </w:r>
+    </w:p>
+    <w:p>
+      <w:r>
+        <w:t>Nota: El servicio de OpenStreetMap está temporalmente sobrecargado.</w:t>
+      </w:r>
+    </w:p>
+    <w:p>
+      <w:r>
+        <w:t>Se recomienda intentar de nuevo más tarde o descargar manualmente.</w:t>
+      </w:r>
+    </w:p>
+    <w:p>
+      <w:pPr>
+        <w:pStyle w:val="Heading1"/>
+      </w:pPr>
+      <w:r>
+        <w:t>6. Consideraciones para Vuelo de Dron</w:t>
       </w:r>
     </w:p>
     <w:p>
@@ -1572,10 +1531,10 @@
         <w:rPr>
           <w:b/>
         </w:rPr>
-        <w:t xml:space="preserve">Permisos requeridos: </w:t>
+        <w:t xml:space="preserve">Permisos: </w:t>
       </w:r>
       <w:r>
-        <w:t>Consultar a la Asamblea Ejidal para autorizaciones, permiso de la SEDENA según ubicación, registro ante AFAC.</w:t>
+        <w:t>Consultar Asamblea Ejidal, SEDENA y AFAC</w:t>
       </w:r>
     </w:p>
     <w:p>
@@ -1586,7 +1545,7 @@
         <w:t xml:space="preserve">Consulta previa: </w:t>
       </w:r>
       <w:r>
-        <w:t>Es obligatorio realizar consulta con comunidades antes del vuelo, especialmente en ejidos con litigios históricos de tierra.</w:t>
+        <w:t>Contactar comunidades antes del vuelo</w:t>
       </w:r>
     </w:p>
     <w:p>
@@ -1594,10 +1553,10 @@
         <w:rPr>
           <w:b/>
         </w:rPr>
-        <w:t xml:space="preserve">Impacto social: </w:t>
+        <w:t xml:space="preserve">Zonas sensibles: </w:t>
       </w:r>
       <w:r>
-        <w:t>Identificar zonas de vivienda dispersa, escuelas rurales, centros de salud que pudieran verse afectados.</w:t>
+        <w:t>Identificar zonas urbanas y de alta concentración</w:t>
       </w:r>
     </w:p>
     <w:p>
@@ -1608,7 +1567,7 @@
         <w:t xml:space="preserve">Seguridad: </w:t>
       </w:r>
       <w:r>
-        <w:t>Coordinar con autoridades locales, identificar zonas de difícil acceso o con conflictos sociales activos.</w:t>
+        <w:t>Coordinar con autoridades locales</w:t>
       </w:r>
     </w:p>
     <w:p>
@@ -1619,7 +1578,7 @@
         <w:t xml:space="preserve">Compensación: </w:t>
       </w:r>
       <w:r>
-        <w:t>Algunos ejidos cobran tarifa por uso de tierras para actividades comerciales.</w:t>
+        <w:t>Algunos ejidos cobran por uso de tierras</w:t>
       </w:r>
     </w:p>
     <w:p>
@@ -1627,27 +1586,27 @@
         <w:pStyle w:val="Heading1"/>
       </w:pPr>
       <w:r>
-        <w:t>6. Recomendaciones de Acción</w:t>
+        <w:t>7. Acciones Recomendadas</w:t>
       </w:r>
     </w:p>
     <w:p>
       <w:r>
-        <w:t>1. Revisar el archivo CSV generado para identificar ejidos prioritarios</w:t>
+        <w:t>1. Revisar archivos CSV para identificar prioridades</w:t>
       </w:r>
     </w:p>
     <w:p>
       <w:r>
-        <w:t>2. Consultar el RAN (Registro Agrario Nacional) para verificar status legal</w:t>
+        <w:t>2. Consultar RAN para status legal de ejidos</w:t>
       </w:r>
     </w:p>
     <w:p>
       <w:r>
-        <w:t>3. Contactar a las autoridades agrarias estatales</w:t>
+        <w:t>3. Contactar autoridades agrarias estatales</w:t>
       </w:r>
     </w:p>
     <w:p>
       <w:r>
-        <w:t>4. Programar reuniones con asambleas ejidales antes del vuelo</w:t>
+        <w:t>4. Programar reuniones con asambleas ejidales</w:t>
       </w:r>
     </w:p>
     <w:p>
@@ -1656,120 +1615,36 @@
       </w:r>
     </w:p>
     <w:p>
+      <w:pPr>
+        <w:pStyle w:val="Heading1"/>
+      </w:pPr>
       <w:r>
-        <w:t>6. Identificar líderes comunales en cada zona</w:t>
+        <w:t>8. Archivos Disponibles</w:t>
       </w:r>
     </w:p>
     <w:p>
       <w:r>
-        <w:t>7. Documentar todos los permisos obtenidos</w:t>
-      </w:r>
-    </w:p>
-    <w:p>
-      <w:pPr>
-        <w:pStyle w:val="Heading1"/>
-      </w:pPr>
-      <w:r>
-        <w:t>7. Archivos Generados</w:t>
+        <w:t>Shapefiles para ArcMap:</w:t>
       </w:r>
     </w:p>
     <w:p>
       <w:r>
-        <w:t>Los siguientes archivos están disponibles en la carpeta del proyecto:</w:t>
+        <w:t xml:space="preserve">  - datos/ [corredor] .shp - Bloques del corredor</w:t>
       </w:r>
     </w:p>
     <w:p>
       <w:r>
-        <w:rPr>
-          <w:b/>
-        </w:rPr>
-        <w:t>• datos/</w:t>
-      </w:r>
-      <w:r>
-        <w:t xml:space="preserve"> - Shapefile original del corredor</w:t>
+        <w:t xml:space="preserve">  - datos/ localidades_osm.shp - Localidades OSM</w:t>
       </w:r>
     </w:p>
     <w:p>
       <w:r>
-        <w:rPr>
-          <w:b/>
-        </w:rPr>
-        <w:t>• analisis/</w:t>
-      </w:r>
-      <w:r>
-        <w:t xml:space="preserve"> - Carpeta de análisis</w:t>
+        <w:t xml:space="preserve">  - analisis/ ejidos_cercanos.csv - Lista de ejidos</w:t>
       </w:r>
     </w:p>
     <w:p>
       <w:r>
-        <w:rPr>
-          <w:b/>
-        </w:rPr>
-        <w:t>• ejidos_cercanos.csv</w:t>
-      </w:r>
-      <w:r>
-        <w:t xml:space="preserve"> - Lista de ejidos para Excel</w:t>
-      </w:r>
-    </w:p>
-    <w:p>
-      <w:r>
-        <w:rPr>
-          <w:b/>
-        </w:rPr>
-        <w:t>• ejidos_cercanos.geojson</w:t>
-      </w:r>
-      <w:r>
-        <w:t xml:space="preserve"> - Geometrías para GIS</w:t>
-      </w:r>
-    </w:p>
-    <w:p>
-      <w:r>
-        <w:rPr>
-          <w:b/>
-        </w:rPr>
-        <w:t>• ../analisis_ejidos/</w:t>
-      </w:r>
-      <w:r>
-        <w:t xml:space="preserve"> - Análisis general de ejidos</w:t>
-      </w:r>
-    </w:p>
-    <w:p>
-      <w:pPr>
-        <w:pStyle w:val="Heading1"/>
-      </w:pPr>
-      <w:r>
-        <w:t>8. Nota sobre Localidades INEGI</w:t>
-      </w:r>
-    </w:p>
-    <w:p>
-      <w:r>
-        <w:t>Para completar el análisis social, se recomienda descargar el Marco Geoestadístico de INEGI (https://www.inegi.org.mx/temas/mg/) que incluye:</w:t>
-      </w:r>
-    </w:p>
-    <w:p>
-      <w:r>
-        <w:t>• Localidades urbanas y rurales</w:t>
-      </w:r>
-    </w:p>
-    <w:p>
-      <w:r>
-        <w:t>• AGEB (Áreas Geoestadísticas Básicas)</w:t>
-      </w:r>
-    </w:p>
-    <w:p>
-      <w:r>
-        <w:t>• Manzanas en zonas urbanas</w:t>
-      </w:r>
-    </w:p>
-    <w:p>
-      <w:r>
-        <w:t>• Datos de población y vivienda</w:t>
-      </w:r>
-    </w:p>
-    <w:p/>
-    <w:p>
-      <w:r>
-        <w:t>Estos datos permiten identificar concentraciones de población que podrían verse afectadas por el vuelo de dron y planificar zonas de exclusión.</w:t>
+        <w:t xml:space="preserve">  - analisis/ localidades_cercanas.csv - Lista de localidades</w:t>
       </w:r>
     </w:p>
     <w:sectPr>
